--- a/CÔNG TY TNHH MỘT THÀNH VIÊN THƯƠNG MẠI XUẤT NHẬP KHẨU CỰ PHONG/HoSoGiaiThe_CuPhong_31-07-2026/CuPhong_CSH_QuyetDinhGiaiThe.docx
+++ b/CÔNG TY TNHH MỘT THÀNH VIÊN THƯƠNG MẠI XUẤT NHẬP KHẨU CỰ PHONG/HoSoGiaiThe_CuPhong_31-07-2026/CuPhong_CSH_QuyetDinhGiaiThe.docx
@@ -436,20 +436,10 @@
         <w:rPr>
           <w:rFonts w:ascii="Times New Roman" w:eastAsia="Times New Roman" w:hAnsi="Times New Roman" w:cs="Times New Roman"/>
         </w:rPr>
-        <w:t xml:space="preserve">Số 221/15, đường Huỳnh Văn Lũy, Khu phố 6, Phường Thủ Dầu Một, </w:t>
+        <w:t>Số 98 Đại Lộ Bình Dương, Khu phố 7, Phường Phú Lợi, TP Hồ Chí Minh, Việt Nam</w:t>
       </w:r>
-      <w:r>
-        <w:rPr>
-          <w:rFonts w:ascii="Times New Roman" w:eastAsia="Times New Roman" w:hAnsi="Times New Roman" w:cs="Times New Roman"/>
-        </w:rPr>
-        <w:t>Thành Phố Hồ Chí Minh</w:t>
-      </w:r>
-      <w:r>
-        <w:rPr>
-          <w:rFonts w:ascii="Times New Roman" w:eastAsia="Times New Roman" w:hAnsi="Times New Roman" w:cs="Times New Roman"/>
-        </w:rPr>
-        <w:t>, Việt Nam</w:t>
-      </w:r>
+      <w:bookmarkStart w:id="0" w:name="_GoBack"/>
+      <w:bookmarkEnd w:id="0"/>
     </w:p>
     <w:p>
       <w:pPr>
@@ -608,21 +598,12 @@
         </w:rPr>
         <w:t xml:space="preserve"> </w:t>
       </w:r>
-      <w:bookmarkStart w:id="0" w:name="_GoBack"/>
       <w:r>
         <w:rPr>
           <w:b/>
           <w:bCs/>
         </w:rPr>
-        <w:t xml:space="preserve">PHAN NỮ ĐOAN </w:t>
-      </w:r>
-      <w:bookmarkEnd w:id="0"/>
-      <w:r>
-        <w:rPr>
-          <w:b/>
-          <w:bCs/>
-        </w:rPr>
-        <w:t>TRANG</w:t>
+        <w:t>PHAN NỮ ĐOAN TRANG</w:t>
       </w:r>
       <w:r>
         <w:rPr>
@@ -12920,7 +12901,7 @@
 </file>
 
 <file path=customXml/itemProps1.xml><?xml version="1.0" encoding="utf-8"?>
-<ds:datastoreItem xmlns:ds="http://schemas.openxmlformats.org/officeDocument/2006/customXml" ds:itemID="{D4B56970-D89C-4D1F-B063-F2B8067D72BC}">
+<ds:datastoreItem xmlns:ds="http://schemas.openxmlformats.org/officeDocument/2006/customXml" ds:itemID="{3EF6BF30-152D-4009-BF10-A79C467580F7}">
   <ds:schemaRefs>
     <ds:schemaRef ds:uri="http://schemas.openxmlformats.org/officeDocument/2006/bibliography"/>
   </ds:schemaRefs>
